--- a/tillsyn/A 46033-2025 tillsynsbegäran.docx
+++ b/tillsyn/A 46033-2025 tillsynsbegäran.docx
@@ -242,7 +242,7 @@
     <w:r>
       <w:tab/>
       <w:tab/>
-      <w:t>2025-09-25</w:t>
+      <w:t>2025-09-26</w:t>
       <w:br/>
       <w:br/>
     </w:r>

--- a/tillsyn/A 46033-2025 tillsynsbegäran.docx
+++ b/tillsyn/A 46033-2025 tillsynsbegäran.docx
@@ -242,7 +242,7 @@
     <w:r>
       <w:tab/>
       <w:tab/>
-      <w:t>2025-09-26</w:t>
+      <w:t>2025-09-27</w:t>
       <w:br/>
       <w:br/>
     </w:r>

--- a/tillsyn/A 46033-2025 tillsynsbegäran.docx
+++ b/tillsyn/A 46033-2025 tillsynsbegäran.docx
@@ -242,7 +242,7 @@
     <w:r>
       <w:tab/>
       <w:tab/>
-      <w:t>2025-09-27</w:t>
+      <w:t>2025-09-28</w:t>
       <w:br/>
       <w:br/>
     </w:r>

--- a/tillsyn/A 46033-2025 tillsynsbegäran.docx
+++ b/tillsyn/A 46033-2025 tillsynsbegäran.docx
@@ -242,7 +242,7 @@
     <w:r>
       <w:tab/>
       <w:tab/>
-      <w:t>2025-09-28</w:t>
+      <w:t>2025-09-29</w:t>
       <w:br/>
       <w:br/>
     </w:r>

--- a/tillsyn/A 46033-2025 tillsynsbegäran.docx
+++ b/tillsyn/A 46033-2025 tillsynsbegäran.docx
@@ -242,7 +242,7 @@
     <w:r>
       <w:tab/>
       <w:tab/>
-      <w:t>2025-09-29</w:t>
+      <w:t>2025-09-30</w:t>
       <w:br/>
       <w:br/>
     </w:r>

--- a/tillsyn/A 46033-2025 tillsynsbegäran.docx
+++ b/tillsyn/A 46033-2025 tillsynsbegäran.docx
@@ -242,7 +242,7 @@
     <w:r>
       <w:tab/>
       <w:tab/>
-      <w:t>2025-09-30</w:t>
+      <w:t>2025-10-01</w:t>
       <w:br/>
       <w:br/>
     </w:r>

--- a/tillsyn/A 46033-2025 tillsynsbegäran.docx
+++ b/tillsyn/A 46033-2025 tillsynsbegäran.docx
@@ -242,7 +242,7 @@
     <w:r>
       <w:tab/>
       <w:tab/>
-      <w:t>2025-10-01</w:t>
+      <w:t>2025-10-02</w:t>
       <w:br/>
       <w:br/>
     </w:r>

--- a/tillsyn/A 46033-2025 tillsynsbegäran.docx
+++ b/tillsyn/A 46033-2025 tillsynsbegäran.docx
@@ -242,7 +242,7 @@
     <w:r>
       <w:tab/>
       <w:tab/>
-      <w:t>2025-10-02</w:t>
+      <w:t>2025-10-03</w:t>
       <w:br/>
       <w:br/>
     </w:r>

--- a/tillsyn/A 46033-2025 tillsynsbegäran.docx
+++ b/tillsyn/A 46033-2025 tillsynsbegäran.docx
@@ -242,7 +242,7 @@
     <w:r>
       <w:tab/>
       <w:tab/>
-      <w:t>2025-10-03</w:t>
+      <w:t>2025-10-04</w:t>
       <w:br/>
       <w:br/>
     </w:r>

--- a/tillsyn/A 46033-2025 tillsynsbegäran.docx
+++ b/tillsyn/A 46033-2025 tillsynsbegäran.docx
@@ -242,7 +242,7 @@
     <w:r>
       <w:tab/>
       <w:tab/>
-      <w:t>2025-10-16</w:t>
+      <w:t>2025-10-17</w:t>
       <w:br/>
       <w:br/>
     </w:r>

--- a/tillsyn/A 46033-2025 tillsynsbegäran.docx
+++ b/tillsyn/A 46033-2025 tillsynsbegäran.docx
@@ -242,7 +242,7 @@
     <w:r>
       <w:tab/>
       <w:tab/>
-      <w:t>2025-10-17</w:t>
+      <w:t>2025-10-18</w:t>
       <w:br/>
       <w:br/>
     </w:r>

--- a/tillsyn/A 46033-2025 tillsynsbegäran.docx
+++ b/tillsyn/A 46033-2025 tillsynsbegäran.docx
@@ -242,7 +242,7 @@
     <w:r>
       <w:tab/>
       <w:tab/>
-      <w:t>2025-10-18</w:t>
+      <w:t>2025-10-19</w:t>
       <w:br/>
       <w:br/>
     </w:r>

--- a/tillsyn/A 46033-2025 tillsynsbegäran.docx
+++ b/tillsyn/A 46033-2025 tillsynsbegäran.docx
@@ -242,7 +242,7 @@
     <w:r>
       <w:tab/>
       <w:tab/>
-      <w:t>2025-10-19</w:t>
+      <w:t>2025-10-20</w:t>
       <w:br/>
       <w:br/>
     </w:r>

--- a/tillsyn/A 46033-2025 tillsynsbegäran.docx
+++ b/tillsyn/A 46033-2025 tillsynsbegäran.docx
@@ -242,7 +242,7 @@
     <w:r>
       <w:tab/>
       <w:tab/>
-      <w:t>2025-10-20</w:t>
+      <w:t>2025-10-21</w:t>
       <w:br/>
       <w:br/>
     </w:r>

--- a/tillsyn/A 46033-2025 tillsynsbegäran.docx
+++ b/tillsyn/A 46033-2025 tillsynsbegäran.docx
@@ -242,7 +242,7 @@
     <w:r>
       <w:tab/>
       <w:tab/>
-      <w:t>2025-10-21</w:t>
+      <w:t>2025-10-22</w:t>
       <w:br/>
       <w:br/>
     </w:r>

--- a/tillsyn/A 46033-2025 tillsynsbegäran.docx
+++ b/tillsyn/A 46033-2025 tillsynsbegäran.docx
@@ -242,7 +242,7 @@
     <w:r>
       <w:tab/>
       <w:tab/>
-      <w:t>2025-10-22</w:t>
+      <w:t>2025-10-23</w:t>
       <w:br/>
       <w:br/>
     </w:r>

--- a/tillsyn/A 46033-2025 tillsynsbegäran.docx
+++ b/tillsyn/A 46033-2025 tillsynsbegäran.docx
@@ -242,7 +242,7 @@
     <w:r>
       <w:tab/>
       <w:tab/>
-      <w:t>2025-10-23</w:t>
+      <w:t>2025-10-24</w:t>
       <w:br/>
       <w:br/>
     </w:r>

--- a/tillsyn/A 46033-2025 tillsynsbegäran.docx
+++ b/tillsyn/A 46033-2025 tillsynsbegäran.docx
@@ -242,7 +242,7 @@
     <w:r>
       <w:tab/>
       <w:tab/>
-      <w:t>2025-10-24</w:t>
+      <w:t>2025-10-25</w:t>
       <w:br/>
       <w:br/>
     </w:r>

--- a/tillsyn/A 46033-2025 tillsynsbegäran.docx
+++ b/tillsyn/A 46033-2025 tillsynsbegäran.docx
@@ -242,7 +242,7 @@
     <w:r>
       <w:tab/>
       <w:tab/>
-      <w:t>2025-10-25</w:t>
+      <w:t>2025-10-26</w:t>
       <w:br/>
       <w:br/>
     </w:r>

--- a/tillsyn/A 46033-2025 tillsynsbegäran.docx
+++ b/tillsyn/A 46033-2025 tillsynsbegäran.docx
@@ -242,7 +242,7 @@
     <w:r>
       <w:tab/>
       <w:tab/>
-      <w:t>2025-10-26</w:t>
+      <w:t>2025-10-27</w:t>
       <w:br/>
       <w:br/>
     </w:r>

--- a/tillsyn/A 46033-2025 tillsynsbegäran.docx
+++ b/tillsyn/A 46033-2025 tillsynsbegäran.docx
@@ -242,7 +242,7 @@
     <w:r>
       <w:tab/>
       <w:tab/>
-      <w:t>2025-10-27</w:t>
+      <w:t>2025-10-28</w:t>
       <w:br/>
       <w:br/>
     </w:r>

--- a/tillsyn/A 46033-2025 tillsynsbegäran.docx
+++ b/tillsyn/A 46033-2025 tillsynsbegäran.docx
@@ -242,7 +242,7 @@
     <w:r>
       <w:tab/>
       <w:tab/>
-      <w:t>2025-10-28</w:t>
+      <w:t>2025-10-29</w:t>
       <w:br/>
       <w:br/>
     </w:r>

--- a/tillsyn/A 46033-2025 tillsynsbegäran.docx
+++ b/tillsyn/A 46033-2025 tillsynsbegäran.docx
@@ -242,7 +242,7 @@
     <w:r>
       <w:tab/>
       <w:tab/>
-      <w:t>2025-10-29</w:t>
+      <w:t>2025-10-30</w:t>
       <w:br/>
       <w:br/>
     </w:r>

--- a/tillsyn/A 46033-2025 tillsynsbegäran.docx
+++ b/tillsyn/A 46033-2025 tillsynsbegäran.docx
@@ -242,7 +242,7 @@
     <w:r>
       <w:tab/>
       <w:tab/>
-      <w:t>2025-10-30</w:t>
+      <w:t>2025-10-31</w:t>
       <w:br/>
       <w:br/>
     </w:r>

--- a/tillsyn/A 46033-2025 tillsynsbegäran.docx
+++ b/tillsyn/A 46033-2025 tillsynsbegäran.docx
@@ -242,7 +242,7 @@
     <w:r>
       <w:tab/>
       <w:tab/>
-      <w:t>2025-10-31</w:t>
+      <w:t>2025-11-01</w:t>
       <w:br/>
       <w:br/>
     </w:r>

--- a/tillsyn/A 46033-2025 tillsynsbegäran.docx
+++ b/tillsyn/A 46033-2025 tillsynsbegäran.docx
@@ -242,7 +242,7 @@
     <w:r>
       <w:tab/>
       <w:tab/>
-      <w:t>2025-11-15</w:t>
+      <w:t>2025-11-20</w:t>
       <w:br/>
       <w:br/>
     </w:r>

--- a/tillsyn/A 46033-2025 tillsynsbegäran.docx
+++ b/tillsyn/A 46033-2025 tillsynsbegäran.docx
@@ -242,7 +242,7 @@
     <w:r>
       <w:tab/>
       <w:tab/>
-      <w:t>2025-11-20</w:t>
+      <w:t>2025-11-21</w:t>
       <w:br/>
       <w:br/>
     </w:r>

--- a/tillsyn/A 46033-2025 tillsynsbegäran.docx
+++ b/tillsyn/A 46033-2025 tillsynsbegäran.docx
@@ -242,7 +242,7 @@
     <w:r>
       <w:tab/>
       <w:tab/>
-      <w:t>2025-11-21</w:t>
+      <w:t>2025-11-22</w:t>
       <w:br/>
       <w:br/>
     </w:r>

--- a/tillsyn/A 46033-2025 tillsynsbegäran.docx
+++ b/tillsyn/A 46033-2025 tillsynsbegäran.docx
@@ -242,7 +242,7 @@
     <w:r>
       <w:tab/>
       <w:tab/>
-      <w:t>2025-11-22</w:t>
+      <w:t>2025-11-23</w:t>
       <w:br/>
       <w:br/>
     </w:r>

--- a/tillsyn/A 46033-2025 tillsynsbegäran.docx
+++ b/tillsyn/A 46033-2025 tillsynsbegäran.docx
@@ -242,7 +242,7 @@
     <w:r>
       <w:tab/>
       <w:tab/>
-      <w:t>2025-11-23</w:t>
+      <w:t>2025-11-24</w:t>
       <w:br/>
       <w:br/>
     </w:r>

--- a/tillsyn/A 46033-2025 tillsynsbegäran.docx
+++ b/tillsyn/A 46033-2025 tillsynsbegäran.docx
@@ -242,7 +242,7 @@
     <w:r>
       <w:tab/>
       <w:tab/>
-      <w:t>2025-11-24</w:t>
+      <w:t>2025-11-25</w:t>
       <w:br/>
       <w:br/>
     </w:r>

--- a/tillsyn/A 46033-2025 tillsynsbegäran.docx
+++ b/tillsyn/A 46033-2025 tillsynsbegäran.docx
@@ -242,7 +242,7 @@
     <w:r>
       <w:tab/>
       <w:tab/>
-      <w:t>2025-11-25</w:t>
+      <w:t>2025-11-26</w:t>
       <w:br/>
       <w:br/>
     </w:r>

--- a/tillsyn/A 46033-2025 tillsynsbegäran.docx
+++ b/tillsyn/A 46033-2025 tillsynsbegäran.docx
@@ -242,7 +242,7 @@
     <w:r>
       <w:tab/>
       <w:tab/>
-      <w:t>2025-11-26</w:t>
+      <w:t>2025-11-27</w:t>
       <w:br/>
       <w:br/>
     </w:r>

--- a/tillsyn/A 46033-2025 tillsynsbegäran.docx
+++ b/tillsyn/A 46033-2025 tillsynsbegäran.docx
@@ -242,7 +242,7 @@
     <w:r>
       <w:tab/>
       <w:tab/>
-      <w:t>2025-11-27</w:t>
+      <w:t>2025-11-28</w:t>
       <w:br/>
       <w:br/>
     </w:r>

--- a/tillsyn/A 46033-2025 tillsynsbegäran.docx
+++ b/tillsyn/A 46033-2025 tillsynsbegäran.docx
@@ -242,7 +242,7 @@
     <w:r>
       <w:tab/>
       <w:tab/>
-      <w:t>2025-11-28</w:t>
+      <w:t>2025-11-29</w:t>
       <w:br/>
       <w:br/>
     </w:r>

--- a/tillsyn/A 46033-2025 tillsynsbegäran.docx
+++ b/tillsyn/A 46033-2025 tillsynsbegäran.docx
@@ -242,7 +242,7 @@
     <w:r>
       <w:tab/>
       <w:tab/>
-      <w:t>2025-11-29</w:t>
+      <w:t>2025-11-30</w:t>
       <w:br/>
       <w:br/>
     </w:r>

--- a/tillsyn/A 46033-2025 tillsynsbegäran.docx
+++ b/tillsyn/A 46033-2025 tillsynsbegäran.docx
@@ -242,7 +242,7 @@
     <w:r>
       <w:tab/>
       <w:tab/>
-      <w:t>2025-11-30</w:t>
+      <w:t>2025-12-01</w:t>
       <w:br/>
       <w:br/>
     </w:r>

--- a/tillsyn/A 46033-2025 tillsynsbegäran.docx
+++ b/tillsyn/A 46033-2025 tillsynsbegäran.docx
@@ -242,7 +242,7 @@
     <w:r>
       <w:tab/>
       <w:tab/>
-      <w:t>2025-12-01</w:t>
+      <w:t>2025-12-02</w:t>
       <w:br/>
       <w:br/>
     </w:r>

--- a/tillsyn/A 46033-2025 tillsynsbegäran.docx
+++ b/tillsyn/A 46033-2025 tillsynsbegäran.docx
@@ -242,7 +242,7 @@
     <w:r>
       <w:tab/>
       <w:tab/>
-      <w:t>2025-12-02</w:t>
+      <w:t>2025-12-03</w:t>
       <w:br/>
       <w:br/>
     </w:r>

--- a/tillsyn/A 46033-2025 tillsynsbegäran.docx
+++ b/tillsyn/A 46033-2025 tillsynsbegäran.docx
@@ -242,7 +242,7 @@
     <w:r>
       <w:tab/>
       <w:tab/>
-      <w:t>2025-12-03</w:t>
+      <w:t>2025-12-04</w:t>
       <w:br/>
       <w:br/>
     </w:r>

--- a/tillsyn/A 46033-2025 tillsynsbegäran.docx
+++ b/tillsyn/A 46033-2025 tillsynsbegäran.docx
@@ -242,7 +242,7 @@
     <w:r>
       <w:tab/>
       <w:tab/>
-      <w:t>2025-12-04</w:t>
+      <w:t>2025-12-05</w:t>
       <w:br/>
       <w:br/>
     </w:r>

--- a/tillsyn/A 46033-2025 tillsynsbegäran.docx
+++ b/tillsyn/A 46033-2025 tillsynsbegäran.docx
@@ -242,7 +242,7 @@
     <w:r>
       <w:tab/>
       <w:tab/>
-      <w:t>2025-12-05</w:t>
+      <w:t>2025-12-06</w:t>
       <w:br/>
       <w:br/>
     </w:r>

--- a/tillsyn/A 46033-2025 tillsynsbegäran.docx
+++ b/tillsyn/A 46033-2025 tillsynsbegäran.docx
@@ -242,7 +242,7 @@
     <w:r>
       <w:tab/>
       <w:tab/>
-      <w:t>2025-12-06</w:t>
+      <w:t>2025-12-07</w:t>
       <w:br/>
       <w:br/>
     </w:r>

--- a/tillsyn/A 46033-2025 tillsynsbegäran.docx
+++ b/tillsyn/A 46033-2025 tillsynsbegäran.docx
@@ -242,7 +242,7 @@
     <w:r>
       <w:tab/>
       <w:tab/>
-      <w:t>2025-12-07</w:t>
+      <w:t>2025-12-08</w:t>
       <w:br/>
       <w:br/>
     </w:r>

--- a/tillsyn/A 46033-2025 tillsynsbegäran.docx
+++ b/tillsyn/A 46033-2025 tillsynsbegäran.docx
@@ -242,7 +242,7 @@
     <w:r>
       <w:tab/>
       <w:tab/>
-      <w:t>2025-12-08</w:t>
+      <w:t>2025-12-09</w:t>
       <w:br/>
       <w:br/>
     </w:r>

--- a/tillsyn/A 46033-2025 tillsynsbegäran.docx
+++ b/tillsyn/A 46033-2025 tillsynsbegäran.docx
@@ -242,7 +242,7 @@
     <w:r>
       <w:tab/>
       <w:tab/>
-      <w:t>2025-12-09</w:t>
+      <w:t>2025-12-10</w:t>
       <w:br/>
       <w:br/>
     </w:r>

--- a/tillsyn/A 46033-2025 tillsynsbegäran.docx
+++ b/tillsyn/A 46033-2025 tillsynsbegäran.docx
@@ -242,7 +242,7 @@
     <w:r>
       <w:tab/>
       <w:tab/>
-      <w:t>2025-12-10</w:t>
+      <w:t>2025-12-11</w:t>
       <w:br/>
       <w:br/>
     </w:r>

--- a/tillsyn/A 46033-2025 tillsynsbegäran.docx
+++ b/tillsyn/A 46033-2025 tillsynsbegäran.docx
@@ -242,7 +242,7 @@
     <w:r>
       <w:tab/>
       <w:tab/>
-      <w:t>2025-12-11</w:t>
+      <w:t>2025-12-12</w:t>
       <w:br/>
       <w:br/>
     </w:r>

--- a/tillsyn/A 46033-2025 tillsynsbegäran.docx
+++ b/tillsyn/A 46033-2025 tillsynsbegäran.docx
@@ -242,7 +242,7 @@
     <w:r>
       <w:tab/>
       <w:tab/>
-      <w:t>2025-12-12</w:t>
+      <w:t>2025-12-13</w:t>
       <w:br/>
       <w:br/>
     </w:r>

--- a/tillsyn/A 46033-2025 tillsynsbegäran.docx
+++ b/tillsyn/A 46033-2025 tillsynsbegäran.docx
@@ -242,7 +242,7 @@
     <w:r>
       <w:tab/>
       <w:tab/>
-      <w:t>2025-12-19</w:t>
+      <w:t>2025-12-20</w:t>
       <w:br/>
       <w:br/>
     </w:r>

--- a/tillsyn/A 46033-2025 tillsynsbegäran.docx
+++ b/tillsyn/A 46033-2025 tillsynsbegäran.docx
@@ -242,7 +242,7 @@
     <w:r>
       <w:tab/>
       <w:tab/>
-      <w:t>2025-12-20</w:t>
+      <w:t>2025-12-21</w:t>
       <w:br/>
       <w:br/>
     </w:r>

--- a/tillsyn/A 46033-2025 tillsynsbegäran.docx
+++ b/tillsyn/A 46033-2025 tillsynsbegäran.docx
@@ -242,7 +242,7 @@
     <w:r>
       <w:tab/>
       <w:tab/>
-      <w:t>2025-12-21</w:t>
+      <w:t>2025-12-22</w:t>
       <w:br/>
       <w:br/>
     </w:r>

--- a/tillsyn/A 46033-2025 tillsynsbegäran.docx
+++ b/tillsyn/A 46033-2025 tillsynsbegäran.docx
@@ -242,7 +242,7 @@
     <w:r>
       <w:tab/>
       <w:tab/>
-      <w:t>2025-12-22</w:t>
+      <w:t>2025-12-26</w:t>
       <w:br/>
       <w:br/>
     </w:r>

--- a/tillsyn/A 46033-2025 tillsynsbegäran.docx
+++ b/tillsyn/A 46033-2025 tillsynsbegäran.docx
@@ -242,7 +242,7 @@
     <w:r>
       <w:tab/>
       <w:tab/>
-      <w:t>2026-01-03</w:t>
+      <w:t>2026-01-04</w:t>
       <w:br/>
       <w:br/>
     </w:r>

--- a/tillsyn/A 46033-2025 tillsynsbegäran.docx
+++ b/tillsyn/A 46033-2025 tillsynsbegäran.docx
@@ -242,7 +242,7 @@
     <w:r>
       <w:tab/>
       <w:tab/>
-      <w:t>2026-01-07</w:t>
+      <w:t>2026-01-08</w:t>
       <w:br/>
       <w:br/>
     </w:r>

--- a/tillsyn/A 46033-2025 tillsynsbegäran.docx
+++ b/tillsyn/A 46033-2025 tillsynsbegäran.docx
@@ -242,7 +242,7 @@
     <w:r>
       <w:tab/>
       <w:tab/>
-      <w:t>2026-01-08</w:t>
+      <w:t>2026-01-09</w:t>
       <w:br/>
       <w:br/>
     </w:r>

--- a/tillsyn/A 46033-2025 tillsynsbegäran.docx
+++ b/tillsyn/A 46033-2025 tillsynsbegäran.docx
@@ -242,7 +242,7 @@
     <w:r>
       <w:tab/>
       <w:tab/>
-      <w:t>2026-01-09</w:t>
+      <w:t>2026-01-10</w:t>
       <w:br/>
       <w:br/>
     </w:r>

--- a/tillsyn/A 46033-2025 tillsynsbegäran.docx
+++ b/tillsyn/A 46033-2025 tillsynsbegäran.docx
@@ -242,7 +242,7 @@
     <w:r>
       <w:tab/>
       <w:tab/>
-      <w:t>2026-01-10</w:t>
+      <w:t>2026-01-11</w:t>
       <w:br/>
       <w:br/>
     </w:r>

--- a/tillsyn/A 46033-2025 tillsynsbegäran.docx
+++ b/tillsyn/A 46033-2025 tillsynsbegäran.docx
@@ -242,7 +242,7 @@
     <w:r>
       <w:tab/>
       <w:tab/>
-      <w:t>2026-01-11</w:t>
+      <w:t>2026-01-12</w:t>
       <w:br/>
       <w:br/>
     </w:r>

--- a/tillsyn/A 46033-2025 tillsynsbegäran.docx
+++ b/tillsyn/A 46033-2025 tillsynsbegäran.docx
@@ -242,7 +242,7 @@
     <w:r>
       <w:tab/>
       <w:tab/>
-      <w:t>2026-01-12</w:t>
+      <w:t>2026-01-13</w:t>
       <w:br/>
       <w:br/>
     </w:r>

--- a/tillsyn/A 46033-2025 tillsynsbegäran.docx
+++ b/tillsyn/A 46033-2025 tillsynsbegäran.docx
@@ -242,7 +242,7 @@
     <w:r>
       <w:tab/>
       <w:tab/>
-      <w:t>2026-01-13</w:t>
+      <w:t>2026-01-14</w:t>
       <w:br/>
       <w:br/>
     </w:r>

--- a/tillsyn/A 46033-2025 tillsynsbegäran.docx
+++ b/tillsyn/A 46033-2025 tillsynsbegäran.docx
@@ -242,7 +242,7 @@
     <w:r>
       <w:tab/>
       <w:tab/>
-      <w:t>2026-01-14</w:t>
+      <w:t>2026-01-15</w:t>
       <w:br/>
       <w:br/>
     </w:r>

--- a/tillsyn/A 46033-2025 tillsynsbegäran.docx
+++ b/tillsyn/A 46033-2025 tillsynsbegäran.docx
@@ -242,7 +242,7 @@
     <w:r>
       <w:tab/>
       <w:tab/>
-      <w:t>2026-01-15</w:t>
+      <w:t>2026-01-16</w:t>
       <w:br/>
       <w:br/>
     </w:r>

--- a/tillsyn/A 46033-2025 tillsynsbegäran.docx
+++ b/tillsyn/A 46033-2025 tillsynsbegäran.docx
@@ -242,7 +242,7 @@
     <w:r>
       <w:tab/>
       <w:tab/>
-      <w:t>2026-01-16</w:t>
+      <w:t>2026-01-17</w:t>
       <w:br/>
       <w:br/>
     </w:r>

--- a/tillsyn/A 46033-2025 tillsynsbegäran.docx
+++ b/tillsyn/A 46033-2025 tillsynsbegäran.docx
@@ -242,7 +242,7 @@
     <w:r>
       <w:tab/>
       <w:tab/>
-      <w:t>2026-01-17</w:t>
+      <w:t>2026-01-18</w:t>
       <w:br/>
       <w:br/>
     </w:r>

--- a/tillsyn/A 46033-2025 tillsynsbegäran.docx
+++ b/tillsyn/A 46033-2025 tillsynsbegäran.docx
@@ -242,7 +242,7 @@
     <w:r>
       <w:tab/>
       <w:tab/>
-      <w:t>2026-01-18</w:t>
+      <w:t>2026-01-19</w:t>
       <w:br/>
       <w:br/>
     </w:r>

--- a/tillsyn/A 46033-2025 tillsynsbegäran.docx
+++ b/tillsyn/A 46033-2025 tillsynsbegäran.docx
@@ -242,7 +242,7 @@
     <w:r>
       <w:tab/>
       <w:tab/>
-      <w:t>2026-01-19</w:t>
+      <w:t>2026-01-20</w:t>
       <w:br/>
       <w:br/>
     </w:r>

--- a/tillsyn/A 46033-2025 tillsynsbegäran.docx
+++ b/tillsyn/A 46033-2025 tillsynsbegäran.docx
@@ -242,7 +242,7 @@
     <w:r>
       <w:tab/>
       <w:tab/>
-      <w:t>2026-01-20</w:t>
+      <w:t>2026-01-21</w:t>
       <w:br/>
       <w:br/>
     </w:r>

--- a/tillsyn/A 46033-2025 tillsynsbegäran.docx
+++ b/tillsyn/A 46033-2025 tillsynsbegäran.docx
@@ -242,7 +242,7 @@
     <w:r>
       <w:tab/>
       <w:tab/>
-      <w:t>2026-01-21</w:t>
+      <w:t>2026-01-23</w:t>
       <w:br/>
       <w:br/>
     </w:r>

--- a/tillsyn/A 46033-2025 tillsynsbegäran.docx
+++ b/tillsyn/A 46033-2025 tillsynsbegäran.docx
@@ -242,7 +242,7 @@
     <w:r>
       <w:tab/>
       <w:tab/>
-      <w:t>2026-01-23</w:t>
+      <w:t>2026-01-24</w:t>
       <w:br/>
       <w:br/>
     </w:r>

--- a/tillsyn/A 46033-2025 tillsynsbegäran.docx
+++ b/tillsyn/A 46033-2025 tillsynsbegäran.docx
@@ -242,7 +242,7 @@
     <w:r>
       <w:tab/>
       <w:tab/>
-      <w:t>2026-01-24</w:t>
+      <w:t>2026-01-25</w:t>
       <w:br/>
       <w:br/>
     </w:r>

--- a/tillsyn/A 46033-2025 tillsynsbegäran.docx
+++ b/tillsyn/A 46033-2025 tillsynsbegäran.docx
@@ -242,7 +242,7 @@
     <w:r>
       <w:tab/>
       <w:tab/>
-      <w:t>2026-01-25</w:t>
+      <w:t>2026-01-26</w:t>
       <w:br/>
       <w:br/>
     </w:r>

--- a/tillsyn/A 46033-2025 tillsynsbegäran.docx
+++ b/tillsyn/A 46033-2025 tillsynsbegäran.docx
@@ -242,7 +242,7 @@
     <w:r>
       <w:tab/>
       <w:tab/>
-      <w:t>2026-01-26</w:t>
+      <w:t>2026-01-27</w:t>
       <w:br/>
       <w:br/>
     </w:r>

--- a/tillsyn/A 46033-2025 tillsynsbegäran.docx
+++ b/tillsyn/A 46033-2025 tillsynsbegäran.docx
@@ -242,7 +242,7 @@
     <w:r>
       <w:tab/>
       <w:tab/>
-      <w:t>2026-01-27</w:t>
+      <w:t>2026-01-28</w:t>
       <w:br/>
       <w:br/>
     </w:r>

--- a/tillsyn/A 46033-2025 tillsynsbegäran.docx
+++ b/tillsyn/A 46033-2025 tillsynsbegäran.docx
@@ -95,10 +95,48 @@
         <w:rPr>
           <w:b/>
         </w:rPr>
+        <w:t>Guldlockmossa</w:t>
+      </w:r>
+      <w:r>
+        <w:t xml:space="preserve"> växer på solexponerade, basiska klippor och block samt på skrovlig bark vid basen av ädellövträd med rik bark, ofta på gamla ekar, bokar och andra ädellövträd som står öppet i bryn. Särskilt högt signalvärde har den i norra Sverige där den sällsynt kan påträffas i sydväxtberg på klippor med basiska bergarter. Guldlockmossa är typisk art för </w:t>
+      </w:r>
+      <w:r>
+        <w:rPr>
+          <w:i/>
+        </w:rPr>
+        <w:t xml:space="preserve">9110 Näringsfattig bokskog, 9160 Näringsrik ekskog, 9180 Ädellövskog i branter </w:t>
+      </w:r>
+      <w:r>
+        <w:t xml:space="preserve">och </w:t>
+      </w:r>
+      <w:r>
+        <w:rPr>
+          <w:i/>
+        </w:rPr>
+        <w:t xml:space="preserve">9190 Näringsfattig ekskog </w:t>
+      </w:r>
+      <w:r>
+        <w:t>(Nitare &amp; Skogsstyrelsen, 2019; SLU Artdatabanken, 2025).</w:t>
+      </w:r>
+    </w:p>
+    <w:p>
+      <w:r>
+        <w:rPr>
+          <w:b/>
+        </w:rPr>
         <w:t>Kandelabersvamp (NT)</w:t>
       </w:r>
       <w:r>
-        <w:t xml:space="preserve"> är en mycket bra signalart på skyddsvärda skogsbestånd i hela sitt utbredningsområde. Svampen indikerar sena aspsuccessioner inom områden med konstant hög luftfuktighet (Nitare &amp; Skogsstyrelsen, 2019).</w:t>
+        <w:t xml:space="preserve"> är en mycket bra signalart på skyddsvärda skogsbestånd i hela sitt utbredningsområde. Svampen indikerar sena aspsuccessioner inom områden med konstant hög luftfuktighet. Kandelabersvamp är typisk art för </w:t>
+      </w:r>
+      <w:r>
+        <w:rPr>
+          <w:i/>
+        </w:rPr>
+        <w:t xml:space="preserve">9010 Taiga </w:t>
+      </w:r>
+      <w:r>
+        <w:t>(Nitare &amp; Skogsstyrelsen, 2019; SLU Artdatabanken, 2025).</w:t>
       </w:r>
     </w:p>
     <w:p>
@@ -242,7 +280,7 @@
     <w:r>
       <w:tab/>
       <w:tab/>
-      <w:t>2026-01-28</w:t>
+      <w:t>2026-01-29</w:t>
       <w:br/>
       <w:br/>
     </w:r>

--- a/tillsyn/A 46033-2025 tillsynsbegäran.docx
+++ b/tillsyn/A 46033-2025 tillsynsbegäran.docx
@@ -280,7 +280,7 @@
     <w:r>
       <w:tab/>
       <w:tab/>
-      <w:t>2026-01-29</w:t>
+      <w:t>2026-01-30</w:t>
       <w:br/>
       <w:br/>
     </w:r>

--- a/tillsyn/A 46033-2025 tillsynsbegäran.docx
+++ b/tillsyn/A 46033-2025 tillsynsbegäran.docx
@@ -280,7 +280,7 @@
     <w:r>
       <w:tab/>
       <w:tab/>
-      <w:t>2026-01-30</w:t>
+      <w:t>2026-01-31</w:t>
       <w:br/>
       <w:br/>
     </w:r>

--- a/tillsyn/A 46033-2025 tillsynsbegäran.docx
+++ b/tillsyn/A 46033-2025 tillsynsbegäran.docx
@@ -280,7 +280,7 @@
     <w:r>
       <w:tab/>
       <w:tab/>
-      <w:t>2026-02-22</w:t>
+      <w:t>2026-02-23</w:t>
       <w:br/>
       <w:br/>
     </w:r>

--- a/tillsyn/A 46033-2025 tillsynsbegäran.docx
+++ b/tillsyn/A 46033-2025 tillsynsbegäran.docx
@@ -280,7 +280,7 @@
     <w:r>
       <w:tab/>
       <w:tab/>
-      <w:t>2026-02-23</w:t>
+      <w:t>2026-02-24</w:t>
       <w:br/>
       <w:br/>
     </w:r>

--- a/tillsyn/A 46033-2025 tillsynsbegäran.docx
+++ b/tillsyn/A 46033-2025 tillsynsbegäran.docx
@@ -280,7 +280,7 @@
     <w:r>
       <w:tab/>
       <w:tab/>
-      <w:t>2026-02-24</w:t>
+      <w:t>2026-02-25</w:t>
       <w:br/>
       <w:br/>
     </w:r>

--- a/tillsyn/A 46033-2025 tillsynsbegäran.docx
+++ b/tillsyn/A 46033-2025 tillsynsbegäran.docx
@@ -280,7 +280,7 @@
     <w:r>
       <w:tab/>
       <w:tab/>
-      <w:t>2026-02-25</w:t>
+      <w:t>2026-02-26</w:t>
       <w:br/>
       <w:br/>
     </w:r>

--- a/tillsyn/A 46033-2025 tillsynsbegäran.docx
+++ b/tillsyn/A 46033-2025 tillsynsbegäran.docx
@@ -280,7 +280,7 @@
     <w:r>
       <w:tab/>
       <w:tab/>
-      <w:t>2026-02-26</w:t>
+      <w:t>2026-02-28</w:t>
       <w:br/>
       <w:br/>
     </w:r>

--- a/tillsyn/A 46033-2025 tillsynsbegäran.docx
+++ b/tillsyn/A 46033-2025 tillsynsbegäran.docx
@@ -280,7 +280,7 @@
     <w:r>
       <w:tab/>
       <w:tab/>
-      <w:t>2026-02-28</w:t>
+      <w:t>2026-03-01</w:t>
       <w:br/>
       <w:br/>
     </w:r>

--- a/tillsyn/A 46033-2025 tillsynsbegäran.docx
+++ b/tillsyn/A 46033-2025 tillsynsbegäran.docx
@@ -280,7 +280,7 @@
     <w:r>
       <w:tab/>
       <w:tab/>
-      <w:t>2026-03-01</w:t>
+      <w:t>2026-03-02</w:t>
       <w:br/>
       <w:br/>
     </w:r>

--- a/tillsyn/A 46033-2025 tillsynsbegäran.docx
+++ b/tillsyn/A 46033-2025 tillsynsbegäran.docx
@@ -280,7 +280,7 @@
     <w:r>
       <w:tab/>
       <w:tab/>
-      <w:t>2026-03-02</w:t>
+      <w:t>2026-03-03</w:t>
       <w:br/>
       <w:br/>
     </w:r>

--- a/tillsyn/A 46033-2025 tillsynsbegäran.docx
+++ b/tillsyn/A 46033-2025 tillsynsbegäran.docx
@@ -280,7 +280,7 @@
     <w:r>
       <w:tab/>
       <w:tab/>
-      <w:t>2026-03-03</w:t>
+      <w:t>2026-03-04</w:t>
       <w:br/>
       <w:br/>
     </w:r>

--- a/tillsyn/A 46033-2025 tillsynsbegäran.docx
+++ b/tillsyn/A 46033-2025 tillsynsbegäran.docx
@@ -280,7 +280,7 @@
     <w:r>
       <w:tab/>
       <w:tab/>
-      <w:t>2026-03-04</w:t>
+      <w:t>2026-03-05</w:t>
       <w:br/>
       <w:br/>
     </w:r>

--- a/tillsyn/A 46033-2025 tillsynsbegäran.docx
+++ b/tillsyn/A 46033-2025 tillsynsbegäran.docx
@@ -280,7 +280,7 @@
     <w:r>
       <w:tab/>
       <w:tab/>
-      <w:t>2026-03-05</w:t>
+      <w:t>2026-03-06</w:t>
       <w:br/>
       <w:br/>
     </w:r>

--- a/tillsyn/A 46033-2025 tillsynsbegäran.docx
+++ b/tillsyn/A 46033-2025 tillsynsbegäran.docx
@@ -280,7 +280,7 @@
     <w:r>
       <w:tab/>
       <w:tab/>
-      <w:t>2026-03-06</w:t>
+      <w:t>2026-03-07</w:t>
       <w:br/>
       <w:br/>
     </w:r>

--- a/tillsyn/A 46033-2025 tillsynsbegäran.docx
+++ b/tillsyn/A 46033-2025 tillsynsbegäran.docx
@@ -280,7 +280,7 @@
     <w:r>
       <w:tab/>
       <w:tab/>
-      <w:t>2026-03-07</w:t>
+      <w:t>2026-03-08</w:t>
       <w:br/>
       <w:br/>
     </w:r>

--- a/tillsyn/A 46033-2025 tillsynsbegäran.docx
+++ b/tillsyn/A 46033-2025 tillsynsbegäran.docx
@@ -280,7 +280,7 @@
     <w:r>
       <w:tab/>
       <w:tab/>
-      <w:t>2026-03-08</w:t>
+      <w:t>2026-03-09</w:t>
       <w:br/>
       <w:br/>
     </w:r>

--- a/tillsyn/A 46033-2025 tillsynsbegäran.docx
+++ b/tillsyn/A 46033-2025 tillsynsbegäran.docx
@@ -280,7 +280,7 @@
     <w:r>
       <w:tab/>
       <w:tab/>
-      <w:t>2026-03-09</w:t>
+      <w:t>2026-03-10</w:t>
       <w:br/>
       <w:br/>
     </w:r>

--- a/tillsyn/A 46033-2025 tillsynsbegäran.docx
+++ b/tillsyn/A 46033-2025 tillsynsbegäran.docx
@@ -152,6 +152,35 @@
         <w:t>Följande fridlysta arter har sina livsmiljöer och växtplatser i den avverkningsanmälda skogen: gullviva (§9).</w:t>
       </w:r>
     </w:p>
+    <w:p>
+      <w:r>
+        <w:rPr>
+          <w:b/>
+        </w:rPr>
+        <w:t>Gullviva (§9)</w:t>
+      </w:r>
+      <w:r>
+        <w:t xml:space="preserve"> är värdväxt för bland annat den rödlistade och sällsynta fjärilen gullvivefjäril (VU) samt typisk art för </w:t>
+      </w:r>
+      <w:r>
+        <w:rPr>
+          <w:i/>
+        </w:rPr>
+        <w:t xml:space="preserve">9070 Trädklädd betesmark, 6530 Lövängar, 6510 Slåtterängar i låglandet </w:t>
+      </w:r>
+      <w:r>
+        <w:t>och</w:t>
+      </w:r>
+      <w:r>
+        <w:rPr>
+          <w:i/>
+        </w:rPr>
+        <w:t xml:space="preserve"> 6270 Silikatgräsmarker</w:t>
+      </w:r>
+      <w:r>
+        <w:t xml:space="preserve"> (SLU Artdatabanken, 2025).</w:t>
+      </w:r>
+    </w:p>
     <w:sectPr>
       <w:headerReference w:type="even" r:id="rId8"/>
       <w:headerReference w:type="default" r:id="rId9"/>
@@ -280,7 +309,7 @@
     <w:r>
       <w:tab/>
       <w:tab/>
-      <w:t>2026-03-10</w:t>
+      <w:t>2026-03-11</w:t>
       <w:br/>
       <w:br/>
     </w:r>

--- a/tillsyn/A 46033-2025 tillsynsbegäran.docx
+++ b/tillsyn/A 46033-2025 tillsynsbegäran.docx
@@ -309,7 +309,7 @@
     <w:r>
       <w:tab/>
       <w:tab/>
-      <w:t>2026-03-11</w:t>
+      <w:t>2026-03-12</w:t>
       <w:br/>
       <w:br/>
     </w:r>

--- a/tillsyn/A 46033-2025 tillsynsbegäran.docx
+++ b/tillsyn/A 46033-2025 tillsynsbegäran.docx
@@ -309,7 +309,7 @@
     <w:r>
       <w:tab/>
       <w:tab/>
-      <w:t>2026-03-12</w:t>
+      <w:t>2026-03-13</w:t>
       <w:br/>
       <w:br/>
     </w:r>

--- a/tillsyn/A 46033-2025 tillsynsbegäran.docx
+++ b/tillsyn/A 46033-2025 tillsynsbegäran.docx
@@ -309,7 +309,7 @@
     <w:r>
       <w:tab/>
       <w:tab/>
-      <w:t>2026-04-14</w:t>
+      <w:t>2026-04-15</w:t>
       <w:br/>
       <w:br/>
     </w:r>

--- a/tillsyn/A 46033-2025 tillsynsbegäran.docx
+++ b/tillsyn/A 46033-2025 tillsynsbegäran.docx
@@ -309,7 +309,7 @@
     <w:r>
       <w:tab/>
       <w:tab/>
-      <w:t>2026-04-15</w:t>
+      <w:t>2026-04-16</w:t>
       <w:br/>
       <w:br/>
     </w:r>

--- a/tillsyn/A 46033-2025 tillsynsbegäran.docx
+++ b/tillsyn/A 46033-2025 tillsynsbegäran.docx
@@ -309,7 +309,7 @@
     <w:r>
       <w:tab/>
       <w:tab/>
-      <w:t>2026-04-16</w:t>
+      <w:t>2026-04-17</w:t>
       <w:br/>
       <w:br/>
     </w:r>

--- a/tillsyn/A 46033-2025 tillsynsbegäran.docx
+++ b/tillsyn/A 46033-2025 tillsynsbegäran.docx
@@ -309,7 +309,7 @@
     <w:r>
       <w:tab/>
       <w:tab/>
-      <w:t>2026-04-17</w:t>
+      <w:t>2026-04-18</w:t>
       <w:br/>
       <w:br/>
     </w:r>

--- a/tillsyn/A 46033-2025 tillsynsbegäran.docx
+++ b/tillsyn/A 46033-2025 tillsynsbegäran.docx
@@ -309,7 +309,7 @@
     <w:r>
       <w:tab/>
       <w:tab/>
-      <w:t>2026-04-18</w:t>
+      <w:t>2026-04-19</w:t>
       <w:br/>
       <w:br/>
     </w:r>

--- a/tillsyn/A 46033-2025 tillsynsbegäran.docx
+++ b/tillsyn/A 46033-2025 tillsynsbegäran.docx
@@ -309,7 +309,7 @@
     <w:r>
       <w:tab/>
       <w:tab/>
-      <w:t>2026-04-19</w:t>
+      <w:t>2026-04-20</w:t>
       <w:br/>
       <w:br/>
     </w:r>

--- a/tillsyn/A 46033-2025 tillsynsbegäran.docx
+++ b/tillsyn/A 46033-2025 tillsynsbegäran.docx
@@ -309,7 +309,7 @@
     <w:r>
       <w:tab/>
       <w:tab/>
-      <w:t>2026-04-20</w:t>
+      <w:t>2026-04-21</w:t>
       <w:br/>
       <w:br/>
     </w:r>

--- a/tillsyn/A 46033-2025 tillsynsbegäran.docx
+++ b/tillsyn/A 46033-2025 tillsynsbegäran.docx
@@ -309,7 +309,7 @@
     <w:r>
       <w:tab/>
       <w:tab/>
-      <w:t>2026-04-21</w:t>
+      <w:t>2026-04-22</w:t>
       <w:br/>
       <w:br/>
     </w:r>

--- a/tillsyn/A 46033-2025 tillsynsbegäran.docx
+++ b/tillsyn/A 46033-2025 tillsynsbegäran.docx
@@ -309,7 +309,7 @@
     <w:r>
       <w:tab/>
       <w:tab/>
-      <w:t>2026-04-22</w:t>
+      <w:t>2026-04-23</w:t>
       <w:br/>
       <w:br/>
     </w:r>

--- a/tillsyn/A 46033-2025 tillsynsbegäran.docx
+++ b/tillsyn/A 46033-2025 tillsynsbegäran.docx
@@ -309,7 +309,7 @@
     <w:r>
       <w:tab/>
       <w:tab/>
-      <w:t>2026-04-23</w:t>
+      <w:t>2026-04-24</w:t>
       <w:br/>
       <w:br/>
     </w:r>

--- a/tillsyn/A 46033-2025 tillsynsbegäran.docx
+++ b/tillsyn/A 46033-2025 tillsynsbegäran.docx
@@ -309,7 +309,7 @@
     <w:r>
       <w:tab/>
       <w:tab/>
-      <w:t>2026-04-24</w:t>
+      <w:t>2026-04-25</w:t>
       <w:br/>
       <w:br/>
     </w:r>

--- a/tillsyn/A 46033-2025 tillsynsbegäran.docx
+++ b/tillsyn/A 46033-2025 tillsynsbegäran.docx
@@ -309,7 +309,7 @@
     <w:r>
       <w:tab/>
       <w:tab/>
-      <w:t>2026-04-25</w:t>
+      <w:t>2026-04-26</w:t>
       <w:br/>
       <w:br/>
     </w:r>

--- a/tillsyn/A 46033-2025 tillsynsbegäran.docx
+++ b/tillsyn/A 46033-2025 tillsynsbegäran.docx
@@ -309,7 +309,7 @@
     <w:r>
       <w:tab/>
       <w:tab/>
-      <w:t>2026-04-26</w:t>
+      <w:t>2026-04-27</w:t>
       <w:br/>
       <w:br/>
     </w:r>

--- a/tillsyn/A 46033-2025 tillsynsbegäran.docx
+++ b/tillsyn/A 46033-2025 tillsynsbegäran.docx
@@ -309,7 +309,7 @@
     <w:r>
       <w:tab/>
       <w:tab/>
-      <w:t>2026-04-27</w:t>
+      <w:t>2026-04-28</w:t>
       <w:br/>
       <w:br/>
     </w:r>

--- a/tillsyn/A 46033-2025 tillsynsbegäran.docx
+++ b/tillsyn/A 46033-2025 tillsynsbegäran.docx
@@ -309,7 +309,7 @@
     <w:r>
       <w:tab/>
       <w:tab/>
-      <w:t>2026-04-28</w:t>
+      <w:t>2026-04-29</w:t>
       <w:br/>
       <w:br/>
     </w:r>

--- a/tillsyn/A 46033-2025 tillsynsbegäran.docx
+++ b/tillsyn/A 46033-2025 tillsynsbegäran.docx
@@ -309,7 +309,7 @@
     <w:r>
       <w:tab/>
       <w:tab/>
-      <w:t>2026-04-29</w:t>
+      <w:t>2026-04-30</w:t>
       <w:br/>
       <w:br/>
     </w:r>

--- a/tillsyn/A 46033-2025 tillsynsbegäran.docx
+++ b/tillsyn/A 46033-2025 tillsynsbegäran.docx
@@ -309,7 +309,7 @@
     <w:r>
       <w:tab/>
       <w:tab/>
-      <w:t>2026-04-30</w:t>
+      <w:t>2026-05-01</w:t>
       <w:br/>
       <w:br/>
     </w:r>

--- a/tillsyn/A 46033-2025 tillsynsbegäran.docx
+++ b/tillsyn/A 46033-2025 tillsynsbegäran.docx
@@ -309,7 +309,7 @@
     <w:r>
       <w:tab/>
       <w:tab/>
-      <w:t>2026-05-01</w:t>
+      <w:t>2026-05-02</w:t>
       <w:br/>
       <w:br/>
     </w:r>

--- a/tillsyn/A 46033-2025 tillsynsbegäran.docx
+++ b/tillsyn/A 46033-2025 tillsynsbegäran.docx
@@ -309,7 +309,7 @@
     <w:r>
       <w:tab/>
       <w:tab/>
-      <w:t>2026-05-02</w:t>
+      <w:t>2026-05-03</w:t>
       <w:br/>
       <w:br/>
     </w:r>

--- a/tillsyn/A 46033-2025 tillsynsbegäran.docx
+++ b/tillsyn/A 46033-2025 tillsynsbegäran.docx
@@ -309,7 +309,7 @@
     <w:r>
       <w:tab/>
       <w:tab/>
-      <w:t>2026-05-03</w:t>
+      <w:t>2026-05-04</w:t>
       <w:br/>
       <w:br/>
     </w:r>

--- a/tillsyn/A 46033-2025 tillsynsbegäran.docx
+++ b/tillsyn/A 46033-2025 tillsynsbegäran.docx
@@ -309,7 +309,7 @@
     <w:r>
       <w:tab/>
       <w:tab/>
-      <w:t>2026-05-04</w:t>
+      <w:t>2026-05-05</w:t>
       <w:br/>
       <w:br/>
     </w:r>

--- a/tillsyn/A 46033-2025 tillsynsbegäran.docx
+++ b/tillsyn/A 46033-2025 tillsynsbegäran.docx
@@ -309,7 +309,7 @@
     <w:r>
       <w:tab/>
       <w:tab/>
-      <w:t>2026-05-05</w:t>
+      <w:t>2026-05-06</w:t>
       <w:br/>
       <w:br/>
     </w:r>

--- a/tillsyn/A 46033-2025 tillsynsbegäran.docx
+++ b/tillsyn/A 46033-2025 tillsynsbegäran.docx
@@ -309,7 +309,7 @@
     <w:r>
       <w:tab/>
       <w:tab/>
-      <w:t>2026-05-16</w:t>
+      <w:t>2026-05-17</w:t>
       <w:br/>
       <w:br/>
     </w:r>

--- a/tillsyn/A 46033-2025 tillsynsbegäran.docx
+++ b/tillsyn/A 46033-2025 tillsynsbegäran.docx
@@ -309,7 +309,7 @@
     <w:r>
       <w:tab/>
       <w:tab/>
-      <w:t>2026-05-17</w:t>
+      <w:t>2026-05-18</w:t>
       <w:br/>
       <w:br/>
     </w:r>

--- a/tillsyn/A 46033-2025 tillsynsbegäran.docx
+++ b/tillsyn/A 46033-2025 tillsynsbegäran.docx
@@ -309,7 +309,7 @@
     <w:r>
       <w:tab/>
       <w:tab/>
-      <w:t>2026-05-18</w:t>
+      <w:t>2026-05-19</w:t>
       <w:br/>
       <w:br/>
     </w:r>

--- a/tillsyn/A 46033-2025 tillsynsbegäran.docx
+++ b/tillsyn/A 46033-2025 tillsynsbegäran.docx
@@ -309,7 +309,7 @@
     <w:r>
       <w:tab/>
       <w:tab/>
-      <w:t>2026-05-19</w:t>
+      <w:t>2026-05-20</w:t>
       <w:br/>
       <w:br/>
     </w:r>
